--- a/machines/Modèles de docx/Contrat partenariat.docx
+++ b/machines/Modèles de docx/Contrat partenariat.docx
@@ -21,8 +21,8 @@
           <w:b/>
           <w:caps/>
           <w:color w:val="0D8A52"/>
-          <w:sz w:val="22"/>
-          <w:szCs w:val="22"/>
+          <w:sz w:val="20"/>
+          <w:szCs w:val="20"/>
         </w:rPr>
         <w:t xml:space="preserve">DOCUMENT CONTRACTUEL</w:t>
       </w:r>
@@ -96,8 +96,8 @@
       <w:r>
         <w:rPr>
           <w:color w:val="666666"/>
-          <w:sz w:val="22"/>
-          <w:szCs w:val="22"/>
+          <w:sz w:val="20"/>
+          <w:szCs w:val="20"/>
         </w:rPr>
         <w:t xml:space="preserve">{product_name}</w:t>
       </w:r>
@@ -134,8 +134,8 @@
               <w:rPr>
                 <w:b/>
                 <w:color w:val="1F5FAF"/>
-                <w:sz w:val="21"/>
-                <w:szCs w:val="21"/>
+                <w:sz w:val="20"/>
+                <w:szCs w:val="20"/>
               </w:rPr>
               <w:t xml:space="preserve">Partenaire</w:t>
             </w:r>
@@ -152,8 +152,8 @@
             </w:pPr>
             <w:r>
               <w:rPr>
-                <w:sz w:val="21"/>
-                <w:szCs w:val="21"/>
+                <w:sz w:val="20"/>
+                <w:szCs w:val="20"/>
               </w:rPr>
               <w:t xml:space="preserve">{partner_entity_name}</w:t>
             </w:r>
@@ -174,8 +174,8 @@
               <w:rPr>
                 <w:b/>
                 <w:color w:val="1F5FAF"/>
-                <w:sz w:val="21"/>
-                <w:szCs w:val="21"/>
+                <w:sz w:val="20"/>
+                <w:szCs w:val="20"/>
               </w:rPr>
               <w:t xml:space="preserve">Produit</w:t>
             </w:r>
@@ -192,8 +192,8 @@
             </w:pPr>
             <w:r>
               <w:rPr>
-                <w:sz w:val="21"/>
-                <w:szCs w:val="21"/>
+                <w:sz w:val="20"/>
+                <w:szCs w:val="20"/>
               </w:rPr>
               <w:t xml:space="preserve">{product_name}</w:t>
             </w:r>
@@ -214,8 +214,8 @@
               <w:rPr>
                 <w:b/>
                 <w:color w:val="1F5FAF"/>
-                <w:sz w:val="21"/>
-                <w:szCs w:val="21"/>
+                <w:sz w:val="20"/>
+                <w:szCs w:val="20"/>
               </w:rPr>
               <w:t xml:space="preserve">Durée de non-concurrence</w:t>
             </w:r>
@@ -232,8 +232,8 @@
             </w:pPr>
             <w:r>
               <w:rPr>
-                <w:sz w:val="21"/>
-                <w:szCs w:val="21"/>
+                <w:sz w:val="20"/>
+                <w:szCs w:val="20"/>
               </w:rPr>
               <w:t xml:space="preserve">{non_compete_duration} ans</w:t>
             </w:r>
@@ -254,8 +254,8 @@
               <w:rPr>
                 <w:b/>
                 <w:color w:val="1F5FAF"/>
-                <w:sz w:val="21"/>
-                <w:szCs w:val="21"/>
+                <w:sz w:val="20"/>
+                <w:szCs w:val="20"/>
               </w:rPr>
               <w:t xml:space="preserve">Date de signature</w:t>
             </w:r>
@@ -272,8 +272,8 @@
             </w:pPr>
             <w:r>
               <w:rPr>
-                <w:sz w:val="21"/>
-                <w:szCs w:val="21"/>
+                <w:sz w:val="20"/>
+                <w:szCs w:val="20"/>
               </w:rPr>
               <w:t xml:space="preserve">{signing_date}</w:t>
             </w:r>
@@ -294,8 +294,8 @@
               <w:rPr>
                 <w:b/>
                 <w:color w:val="1F5FAF"/>
-                <w:sz w:val="21"/>
-                <w:szCs w:val="21"/>
+                <w:sz w:val="20"/>
+                <w:szCs w:val="20"/>
               </w:rPr>
               <w:t xml:space="preserve">Statut</w:t>
             </w:r>
@@ -312,8 +312,8 @@
             </w:pPr>
             <w:r>
               <w:rPr>
-                <w:sz w:val="21"/>
-                <w:szCs w:val="21"/>
+                <w:sz w:val="20"/>
+                <w:szCs w:val="20"/>
               </w:rPr>
               <w:t xml:space="preserve">Confidentiel</w:t>
             </w:r>
@@ -396,7 +396,7 @@
     </w:p>
     <w:p xmlns:w="http://schemas.openxmlformats.org/wordprocessingml/2006/main" xmlns:r="http://schemas.openxmlformats.org/officeDocument/2006/relationships">
       <w:pPr>
-        <w:jc w:val="left"/>
+        <w:jc w:val="both"/>
         <w:spacing w:before="0" w:after="120"/>
       </w:pPr>
       <w:r>
@@ -420,7 +420,7 @@
     </w:p>
     <w:p xmlns:w="http://schemas.openxmlformats.org/wordprocessingml/2006/main" xmlns:r="http://schemas.openxmlformats.org/officeDocument/2006/relationships">
       <w:pPr>
-        <w:jc w:val="left"/>
+        <w:jc w:val="both"/>
         <w:spacing w:before="0" w:after="120"/>
       </w:pPr>
       <w:r>
@@ -453,7 +453,7 @@
     </w:p>
     <w:p xmlns:w="http://schemas.openxmlformats.org/wordprocessingml/2006/main" xmlns:r="http://schemas.openxmlformats.org/officeDocument/2006/relationships">
       <w:pPr>
-        <w:jc w:val="left"/>
+        <w:jc w:val="both"/>
         <w:spacing w:before="0" w:after="180"/>
       </w:pPr>
       <w:r>
@@ -2583,6 +2583,7 @@
         </w:tabs>
         <w:spacing w:before="238" w:line="276" w:lineRule="auto"/>
         <w:ind w:right="139"/>
+        <w:jc w:val="both"/>
       </w:pPr>
       <w:r>
         <w:t>Dépôt</w:t>
@@ -2709,6 +2710,7 @@
           <w:tab w:val="left" w:pos="741"/>
         </w:tabs>
         <w:spacing w:line="276" w:lineRule="auto"/>
+        <w:jc w:val="both"/>
       </w:pPr>
       <w:r>
         <w:t>Règlement en Cash dans la devis</w:t>
@@ -4129,7 +4131,7 @@
         <w:ind w:left="741" w:hanging="360"/>
       </w:pPr>
       <w:rPr>
-        <w:rFonts w:ascii="Arial" w:eastAsia="Arial" w:hAnsi="Arial" w:cs="Arial" w:hint="default"/>
+        <w:rFonts w:ascii="Candara" w:eastAsia="Candara" w:hAnsi="Candara" w:cs="Candara" w:hint="default"/>
         <w:b w:val="0"/>
         <w:bCs w:val="0"/>
         <w:i w:val="0"/>
